--- a/zrodla/karta-oceny-merytorycznej.docx
+++ b/zrodla/karta-oceny-merytorycznej.docx
@@ -1347,6 +1347,22 @@
         <w:t xml:space="preserve">Uzasadnienie oceny w tym kryterium</w:t>
       </w:r>
     </w:p>
+    <w:p>
+      <w:pPr>
+        <w:spacing w:after="120"/>
+      </w:pPr>
+      <w:r>
+        <w:rPr>
+          <w:rFonts w:ascii="Lato" w:cs="Lato" w:eastAsia="Lato" w:hAnsi="Lato"/>
+          <w:i/>
+          <w:iCs/>
+          <w:color w:val="6B6152"/>
+          <w:sz w:val="19"/>
+          <w:szCs w:val="19"/>
+        </w:rPr>
+        <w:t xml:space="preserve">Co najmniej 100 znaków. Wnioskodawca ma prawo wglądu w tę treść.</w:t>
+      </w:r>
+    </w:p>
     <w:tbl>
       <w:tblPr>
         <w:tblW w:type="dxa" w:w="9070"/>
@@ -1668,6 +1684,22 @@
         <w:t xml:space="preserve">Uzasadnienie oceny w tym kryterium</w:t>
       </w:r>
     </w:p>
+    <w:p>
+      <w:pPr>
+        <w:spacing w:after="120"/>
+      </w:pPr>
+      <w:r>
+        <w:rPr>
+          <w:rFonts w:ascii="Lato" w:cs="Lato" w:eastAsia="Lato" w:hAnsi="Lato"/>
+          <w:i/>
+          <w:iCs/>
+          <w:color w:val="6B6152"/>
+          <w:sz w:val="19"/>
+          <w:szCs w:val="19"/>
+        </w:rPr>
+        <w:t xml:space="preserve">Co najmniej 100 znaków. Wnioskodawca ma prawo wglądu w tę treść.</w:t>
+      </w:r>
+    </w:p>
     <w:tbl>
       <w:tblPr>
         <w:tblW w:type="dxa" w:w="9070"/>
@@ -2024,6 +2056,22 @@
         <w:t xml:space="preserve">Uzasadnienie oceny w tym kryterium</w:t>
       </w:r>
     </w:p>
+    <w:p>
+      <w:pPr>
+        <w:spacing w:after="120"/>
+      </w:pPr>
+      <w:r>
+        <w:rPr>
+          <w:rFonts w:ascii="Lato" w:cs="Lato" w:eastAsia="Lato" w:hAnsi="Lato"/>
+          <w:i/>
+          <w:iCs/>
+          <w:color w:val="6B6152"/>
+          <w:sz w:val="19"/>
+          <w:szCs w:val="19"/>
+        </w:rPr>
+        <w:t xml:space="preserve">Co najmniej 100 znaków. Wnioskodawca ma prawo wglądu w tę treść.</w:t>
+      </w:r>
+    </w:p>
     <w:tbl>
       <w:tblPr>
         <w:tblW w:type="dxa" w:w="9070"/>
@@ -2345,6 +2393,22 @@
         <w:t xml:space="preserve">Uzasadnienie oceny w tym kryterium</w:t>
       </w:r>
     </w:p>
+    <w:p>
+      <w:pPr>
+        <w:spacing w:after="120"/>
+      </w:pPr>
+      <w:r>
+        <w:rPr>
+          <w:rFonts w:ascii="Lato" w:cs="Lato" w:eastAsia="Lato" w:hAnsi="Lato"/>
+          <w:i/>
+          <w:iCs/>
+          <w:color w:val="6B6152"/>
+          <w:sz w:val="19"/>
+          <w:szCs w:val="19"/>
+        </w:rPr>
+        <w:t xml:space="preserve">Co najmniej 100 znaków. Wnioskodawca ma prawo wglądu w tę treść.</w:t>
+      </w:r>
+    </w:p>
     <w:tbl>
       <w:tblPr>
         <w:tblW w:type="dxa" w:w="9070"/>
@@ -2629,6 +2693,22 @@
           <w:szCs w:val="20"/>
         </w:rPr>
         <w:t xml:space="preserve">Uzasadnienie oceny w tym kryterium</w:t>
+      </w:r>
+    </w:p>
+    <w:p>
+      <w:pPr>
+        <w:spacing w:after="120"/>
+      </w:pPr>
+      <w:r>
+        <w:rPr>
+          <w:rFonts w:ascii="Lato" w:cs="Lato" w:eastAsia="Lato" w:hAnsi="Lato"/>
+          <w:i/>
+          <w:iCs/>
+          <w:color w:val="6B6152"/>
+          <w:sz w:val="19"/>
+          <w:szCs w:val="19"/>
+        </w:rPr>
+        <w:t xml:space="preserve">Co najmniej 100 znaków. Wnioskodawca ma prawo wglądu w tę treść.</w:t>
       </w:r>
     </w:p>
     <w:tbl>
@@ -3430,6 +3510,24 @@
     </w:p>
     <w:p>
       <w:pPr>
+        <w:spacing w:after="160"/>
+      </w:pPr>
+      <w:r>
+        <w:rPr>
+          <w:rFonts w:ascii="Lato" w:cs="Lato" w:eastAsia="Lato" w:hAnsi="Lato"/>
+          <w:b w:val="false"/>
+          <w:bCs w:val="false"/>
+          <w:i w:val="false"/>
+          <w:iCs w:val="false"/>
+          <w:color w:val="6B6152"/>
+          <w:sz w:val="20"/>
+          <w:szCs w:val="20"/>
+        </w:rPr>
+        <w:t xml:space="preserve">Uzasadnienia w pięciu kryteriach liczą łącznie nie mniej niż 500 znaków. Wnioskodawca ma prawo wglądu w tę treść, więc pisz tak, żeby dało się z niej wyciągnąć wnioski na przyszłość.</w:t>
+      </w:r>
+    </w:p>
+    <w:p>
+      <w:pPr>
         <w:spacing w:after="50" w:before="180"/>
       </w:pPr>
       <w:r>
@@ -3441,7 +3539,7 @@
           <w:sz w:val="20"/>
           <w:szCs w:val="20"/>
         </w:rPr>
-        <w:t xml:space="preserve">Uzasadnienie łączne</w:t>
+        <w:t xml:space="preserve">Uwagi dodatkowe</w:t>
       </w:r>
     </w:p>
     <w:p>
@@ -3457,140 +3555,7 @@
           <w:sz w:val="19"/>
           <w:szCs w:val="19"/>
         </w:rPr>
-        <w:t xml:space="preserve">Nie mniej niż 500 znaków dla całej karty. Wnioskodawca ma prawo wglądu w tę treść, więc pisz tak, żeby dało się z niej wyciągnąć wnioski na przyszłość.</w:t>
-      </w:r>
-    </w:p>
-    <w:tbl>
-      <w:tblPr>
-        <w:tblW w:type="dxa" w:w="9070"/>
-        <w:tblBorders>
-          <w:top w:val="single" w:color="1A1712" w:sz="8"/>
-          <w:left w:val="single" w:color="1A1712" w:sz="8"/>
-          <w:bottom w:val="single" w:color="1A1712" w:sz="8"/>
-          <w:right w:val="single" w:color="1A1712" w:sz="8"/>
-          <w:insideH w:val="single" w:color="C9C1B2" w:sz="4"/>
-          <w:insideV w:val="single" w:color="C9C1B2" w:sz="4"/>
-        </w:tblBorders>
-      </w:tblPr>
-      <w:tblGrid>
-        <w:gridCol w:w="9070"/>
-      </w:tblGrid>
-      <w:tr>
-        <w:tc>
-          <w:tcPr>
-            <w:tcW w:type="dxa" w:w="9070"/>
-            <w:tcMar>
-              <w:top w:type="dxa" w:w="110"/>
-              <w:left w:type="dxa" w:w="140"/>
-              <w:bottom w:type="dxa" w:w="110"/>
-              <w:right w:type="dxa" w:w="140"/>
-            </w:tcMar>
-          </w:tcPr>
-          <w:p>
-            <w:pPr>
-              <w:spacing w:after="0" w:before="0"/>
-            </w:pPr>
-            <w:r>
-              <w:rPr>
-                <w:sz w:val="22"/>
-                <w:szCs w:val="22"/>
-              </w:rPr>
-              <w:t xml:space="preserve"/>
-            </w:r>
-          </w:p>
-          <w:p>
-            <w:pPr>
-              <w:spacing w:after="0" w:before="0"/>
-            </w:pPr>
-            <w:r>
-              <w:rPr>
-                <w:sz w:val="22"/>
-                <w:szCs w:val="22"/>
-              </w:rPr>
-              <w:t xml:space="preserve"/>
-            </w:r>
-          </w:p>
-          <w:p>
-            <w:pPr>
-              <w:spacing w:after="0" w:before="0"/>
-            </w:pPr>
-            <w:r>
-              <w:rPr>
-                <w:sz w:val="22"/>
-                <w:szCs w:val="22"/>
-              </w:rPr>
-              <w:t xml:space="preserve"/>
-            </w:r>
-          </w:p>
-          <w:p>
-            <w:pPr>
-              <w:spacing w:after="0" w:before="0"/>
-            </w:pPr>
-            <w:r>
-              <w:rPr>
-                <w:sz w:val="22"/>
-                <w:szCs w:val="22"/>
-              </w:rPr>
-              <w:t xml:space="preserve"/>
-            </w:r>
-          </w:p>
-          <w:p>
-            <w:pPr>
-              <w:spacing w:after="0" w:before="0"/>
-            </w:pPr>
-            <w:r>
-              <w:rPr>
-                <w:sz w:val="22"/>
-                <w:szCs w:val="22"/>
-              </w:rPr>
-              <w:t xml:space="preserve"/>
-            </w:r>
-          </w:p>
-          <w:p>
-            <w:pPr>
-              <w:spacing w:after="0" w:before="0"/>
-            </w:pPr>
-            <w:r>
-              <w:rPr>
-                <w:sz w:val="22"/>
-                <w:szCs w:val="22"/>
-              </w:rPr>
-              <w:t xml:space="preserve"/>
-            </w:r>
-          </w:p>
-        </w:tc>
-      </w:tr>
-    </w:tbl>
-    <w:p>
-      <w:pPr>
-        <w:spacing w:after="50" w:before="180"/>
-      </w:pPr>
-      <w:r>
-        <w:rPr>
-          <w:rFonts w:ascii="Lato" w:cs="Lato" w:eastAsia="Lato" w:hAnsi="Lato"/>
-          <w:b/>
-          <w:bCs/>
-          <w:color w:val="1A1712"/>
-          <w:sz w:val="20"/>
-          <w:szCs w:val="20"/>
-        </w:rPr>
-        <w:t xml:space="preserve">Zalecenia dla wnioskodawcy</w:t>
-      </w:r>
-    </w:p>
-    <w:p>
-      <w:pPr>
-        <w:spacing w:after="120"/>
-      </w:pPr>
-      <w:r>
-        <w:rPr>
-          <w:rFonts w:ascii="Lato" w:cs="Lato" w:eastAsia="Lato" w:hAnsi="Lato"/>
-          <w:i/>
-          <w:iCs/>
-          <w:color w:val="6B6152"/>
-          <w:sz w:val="19"/>
-          <w:szCs w:val="19"/>
-        </w:rPr>
-        <w:t xml:space="preserve">Pole nieobowiązkowe.</w:t>
+        <w:t xml:space="preserve">Pole nieobowiązkowe, na przykład zalecenia dla wnioskodawcy.</w:t>
       </w:r>
     </w:p>
     <w:tbl>
